--- a/lesson-3.docx
+++ b/lesson-3.docx
@@ -5,12 +5,16 @@
     <w:p>
       <w:pPr>
         <w:pStyle w:val="Heading2"/>
-      </w:pPr>
-      <w:proofErr w:type="spellStart"/>
-      <w:r>
+        <w:rPr>
+          <w:lang w:val="ru-RU"/>
+        </w:rPr>
+      </w:pPr>
+      <w:r>
+        <w:rPr>
+          <w:lang w:val="ru-RU"/>
+        </w:rPr>
         <w:t>Парменид</w:t>
       </w:r>
-      <w:proofErr w:type="spellEnd"/>
     </w:p>
     <w:p>
       <w:pPr>
@@ -494,6 +498,8 @@
       <w:r>
         <w:rPr>
           <w:rFonts w:ascii="Times New Roman" w:hAnsi="Times New Roman" w:cs="Times New Roman"/>
+          <w:b/>
+          <w:bCs/>
           <w:sz w:val="24"/>
           <w:szCs w:val="24"/>
           <w:lang w:val="ru-RU"/>
@@ -503,6 +509,8 @@
       <w:r>
         <w:rPr>
           <w:rFonts w:ascii="Times New Roman" w:hAnsi="Times New Roman" w:cs="Times New Roman"/>
+          <w:b/>
+          <w:bCs/>
           <w:sz w:val="24"/>
           <w:szCs w:val="24"/>
           <w:lang w:val="ru-RU"/>
@@ -721,16 +729,7 @@
           <w:szCs w:val="24"/>
           <w:lang w:val="ru-RU"/>
         </w:rPr>
-        <w:t>а</w:t>
-      </w:r>
-      <w:r>
-        <w:rPr>
-          <w:rFonts w:ascii="Times New Roman" w:hAnsi="Times New Roman" w:cs="Times New Roman"/>
-          <w:sz w:val="24"/>
-          <w:szCs w:val="24"/>
-          <w:lang w:val="ru-RU"/>
-        </w:rPr>
-        <w:t>летейя</w:t>
+        <w:t>ἀλήθει</w:t>
       </w:r>
       <w:proofErr w:type="spellEnd"/>
       <w:r>
@@ -740,7 +739,16 @@
           <w:szCs w:val="24"/>
           <w:lang w:val="ru-RU"/>
         </w:rPr>
-        <w:t xml:space="preserve"> (</w:t>
+        <w:t>α</w:t>
+      </w:r>
+      <w:r>
+        <w:rPr>
+          <w:rFonts w:ascii="Times New Roman" w:hAnsi="Times New Roman" w:cs="Times New Roman"/>
+          <w:sz w:val="24"/>
+          <w:szCs w:val="24"/>
+          <w:lang w:val="ru-RU"/>
+        </w:rPr>
+        <w:t xml:space="preserve"> </w:t>
       </w:r>
       <w:r>
         <w:rPr>
@@ -755,11 +763,13 @@
       <w:r>
         <w:rPr>
           <w:rFonts w:ascii="Times New Roman" w:hAnsi="Times New Roman" w:cs="Times New Roman"/>
-          <w:sz w:val="24"/>
-          <w:szCs w:val="24"/>
-          <w:lang w:val="ru-RU"/>
-        </w:rPr>
-        <w:t>ἀλήθει</w:t>
+          <w:b/>
+          <w:bCs/>
+          <w:sz w:val="24"/>
+          <w:szCs w:val="24"/>
+          <w:lang w:val="ru-RU"/>
+        </w:rPr>
+        <w:t>алетейя</w:t>
       </w:r>
       <w:proofErr w:type="spellEnd"/>
       <w:r>
@@ -769,6 +779,64 @@
           <w:szCs w:val="24"/>
           <w:lang w:val="ru-RU"/>
         </w:rPr>
+        <w:t>]</w:t>
+      </w:r>
+      <w:r>
+        <w:rPr>
+          <w:rFonts w:ascii="Times New Roman" w:hAnsi="Times New Roman" w:cs="Times New Roman"/>
+          <w:sz w:val="24"/>
+          <w:szCs w:val="24"/>
+          <w:lang w:val="ru-RU"/>
+        </w:rPr>
+        <w:t xml:space="preserve"> —</w:t>
+      </w:r>
+      <w:r>
+        <w:rPr>
+          <w:rFonts w:ascii="Times New Roman" w:hAnsi="Times New Roman" w:cs="Times New Roman"/>
+          <w:sz w:val="24"/>
+          <w:szCs w:val="24"/>
+          <w:lang w:val="ru-RU"/>
+        </w:rPr>
+        <w:t xml:space="preserve"> </w:t>
+      </w:r>
+      <w:proofErr w:type="spellStart"/>
+      <w:r>
+        <w:rPr>
+          <w:rFonts w:ascii="Times New Roman" w:hAnsi="Times New Roman" w:cs="Times New Roman"/>
+          <w:sz w:val="24"/>
+          <w:szCs w:val="24"/>
+          <w:lang w:val="ru-RU"/>
+        </w:rPr>
+        <w:t>несокрытость</w:t>
+      </w:r>
+      <w:proofErr w:type="spellEnd"/>
+      <w:r>
+        <w:rPr>
+          <w:rFonts w:ascii="Times New Roman" w:hAnsi="Times New Roman" w:cs="Times New Roman"/>
+          <w:sz w:val="24"/>
+          <w:szCs w:val="24"/>
+          <w:lang w:val="ru-RU"/>
+        </w:rPr>
+        <w:t xml:space="preserve">.  </w:t>
+      </w:r>
+      <w:proofErr w:type="spellStart"/>
+      <w:r>
+        <w:rPr>
+          <w:rFonts w:ascii="Times New Roman" w:hAnsi="Times New Roman" w:cs="Times New Roman"/>
+          <w:sz w:val="24"/>
+          <w:szCs w:val="24"/>
+          <w:lang w:val="ru-RU"/>
+        </w:rPr>
+        <w:t>δόξ</w:t>
+      </w:r>
+      <w:proofErr w:type="spellEnd"/>
+      <w:r>
+        <w:rPr>
+          <w:rFonts w:ascii="Times New Roman" w:hAnsi="Times New Roman" w:cs="Times New Roman"/>
+          <w:sz w:val="24"/>
+          <w:szCs w:val="24"/>
+          <w:lang w:val="ru-RU"/>
+        </w:rPr>
         <w:t>α</w:t>
       </w:r>
       <w:r>
@@ -778,79 +846,23 @@
           <w:szCs w:val="24"/>
           <w:lang w:val="ru-RU"/>
         </w:rPr>
-        <w:t>]</w:t>
-      </w:r>
-      <w:r>
-        <w:rPr>
-          <w:rFonts w:ascii="Times New Roman" w:hAnsi="Times New Roman" w:cs="Times New Roman"/>
-          <w:sz w:val="24"/>
-          <w:szCs w:val="24"/>
-          <w:lang w:val="ru-RU"/>
-        </w:rPr>
-        <w:t xml:space="preserve">, </w:t>
+        <w:t xml:space="preserve"> </w:t>
+      </w:r>
+      <w:r>
+        <w:rPr>
+          <w:rFonts w:ascii="Times New Roman" w:hAnsi="Times New Roman" w:cs="Times New Roman"/>
+          <w:sz w:val="24"/>
+          <w:szCs w:val="24"/>
+          <w:lang w:val="ru-RU"/>
+        </w:rPr>
+        <w:t>[</w:t>
       </w:r>
       <w:proofErr w:type="spellStart"/>
       <w:r>
         <w:rPr>
           <w:rFonts w:ascii="Times New Roman" w:hAnsi="Times New Roman" w:cs="Times New Roman"/>
-          <w:sz w:val="24"/>
-          <w:szCs w:val="24"/>
-          <w:lang w:val="ru-RU"/>
-        </w:rPr>
-        <w:t>несокрытость</w:t>
-      </w:r>
-      <w:proofErr w:type="spellEnd"/>
-      <w:r>
-        <w:rPr>
-          <w:rFonts w:ascii="Times New Roman" w:hAnsi="Times New Roman" w:cs="Times New Roman"/>
-          <w:sz w:val="24"/>
-          <w:szCs w:val="24"/>
-          <w:lang w:val="ru-RU"/>
-        </w:rPr>
-        <w:t xml:space="preserve">).  </w:t>
-      </w:r>
-      <w:proofErr w:type="spellStart"/>
-      <w:r>
-        <w:rPr>
-          <w:rFonts w:ascii="Times New Roman" w:hAnsi="Times New Roman" w:cs="Times New Roman"/>
-          <w:sz w:val="24"/>
-          <w:szCs w:val="24"/>
-          <w:lang w:val="ru-RU"/>
-        </w:rPr>
-        <w:t>δόξ</w:t>
-      </w:r>
-      <w:proofErr w:type="spellEnd"/>
-      <w:r>
-        <w:rPr>
-          <w:rFonts w:ascii="Times New Roman" w:hAnsi="Times New Roman" w:cs="Times New Roman"/>
-          <w:sz w:val="24"/>
-          <w:szCs w:val="24"/>
-          <w:lang w:val="ru-RU"/>
-        </w:rPr>
-        <w:t>α</w:t>
-      </w:r>
-      <w:r>
-        <w:rPr>
-          <w:rFonts w:ascii="Times New Roman" w:hAnsi="Times New Roman" w:cs="Times New Roman"/>
-          <w:sz w:val="24"/>
-          <w:szCs w:val="24"/>
-          <w:lang w:val="ru-RU"/>
-        </w:rPr>
-        <w:t xml:space="preserve"> </w:t>
-      </w:r>
-      <w:r>
-        <w:rPr>
-          <w:rFonts w:ascii="Times New Roman" w:hAnsi="Times New Roman" w:cs="Times New Roman"/>
-          <w:sz w:val="24"/>
-          <w:szCs w:val="24"/>
-          <w:lang w:val="ru-RU"/>
-        </w:rPr>
-        <w:t>[</w:t>
-      </w:r>
-      <w:proofErr w:type="spellStart"/>
-      <w:r>
-        <w:rPr>
-          <w:rFonts w:ascii="Times New Roman" w:hAnsi="Times New Roman" w:cs="Times New Roman"/>
+          <w:b/>
+          <w:bCs/>
           <w:sz w:val="24"/>
           <w:szCs w:val="24"/>
           <w:lang w:val="ru-RU"/>
@@ -860,6 +872,8 @@
       <w:r>
         <w:rPr>
           <w:rFonts w:ascii="Times New Roman" w:hAnsi="Times New Roman" w:cs="Times New Roman"/>
+          <w:b/>
+          <w:bCs/>
           <w:sz w:val="24"/>
           <w:szCs w:val="24"/>
           <w:lang w:val="ru-RU"/>
@@ -1177,22 +1191,31 @@
     <w:p>
       <w:pPr>
         <w:pStyle w:val="Heading3"/>
-        <w:rPr>
-          <w:lang w:val="ru-RU"/>
-        </w:rPr>
-      </w:pPr>
-      <w:r>
-        <w:rPr>
-          <w:lang w:val="ru-RU"/>
-        </w:rPr>
-        <w:t>Доказательство первого пункт</w:t>
-      </w:r>
-      <w:r>
-        <w:rPr>
-          <w:lang w:val="ru-RU"/>
-        </w:rPr>
+      </w:pPr>
+      <w:proofErr w:type="spellStart"/>
+      <w:r>
+        <w:t>Доказательство</w:t>
+      </w:r>
+      <w:proofErr w:type="spellEnd"/>
+      <w:r>
+        <w:t xml:space="preserve"> </w:t>
+      </w:r>
+      <w:proofErr w:type="spellStart"/>
+      <w:r>
+        <w:t>первого</w:t>
+      </w:r>
+      <w:proofErr w:type="spellEnd"/>
+      <w:r>
+        <w:t xml:space="preserve"> </w:t>
+      </w:r>
+      <w:proofErr w:type="spellStart"/>
+      <w:r>
+        <w:t>пункт</w:t>
+      </w:r>
+      <w:r>
         <w:t>а</w:t>
       </w:r>
+      <w:proofErr w:type="spellEnd"/>
     </w:p>
     <w:p>
       <w:pPr>
@@ -1770,7 +1793,45 @@
           <w:szCs w:val="24"/>
           <w:lang w:val="ru-RU"/>
         </w:rPr>
-        <w:t xml:space="preserve">. Второй уровень мышления у Гераклита называется </w:t>
+        <w:t>. Второй уровень мышления у Гераклита называется</w:t>
+      </w:r>
+      <w:r>
+        <w:rPr>
+          <w:rFonts w:ascii="Times New Roman" w:hAnsi="Times New Roman" w:cs="Times New Roman"/>
+          <w:sz w:val="24"/>
+          <w:szCs w:val="24"/>
+        </w:rPr>
+        <w:t xml:space="preserve"> </w:t>
+      </w:r>
+      <w:proofErr w:type="spellStart"/>
+      <w:r>
+        <w:rPr>
+          <w:rFonts w:ascii="Times New Roman" w:hAnsi="Times New Roman" w:cs="Times New Roman"/>
+          <w:bCs/>
+          <w:sz w:val="24"/>
+          <w:szCs w:val="24"/>
+        </w:rPr>
+        <w:t>λόγος</w:t>
+      </w:r>
+      <w:proofErr w:type="spellEnd"/>
+      <w:r>
+        <w:rPr>
+          <w:rFonts w:ascii="Times New Roman" w:hAnsi="Times New Roman" w:cs="Times New Roman"/>
+          <w:sz w:val="24"/>
+          <w:szCs w:val="24"/>
+          <w:lang w:val="ru-RU"/>
+        </w:rPr>
+        <w:t xml:space="preserve"> </w:t>
+      </w:r>
+      <w:r>
+        <w:rPr>
+          <w:rFonts w:ascii="Times New Roman" w:hAnsi="Times New Roman" w:cs="Times New Roman"/>
+          <w:bCs/>
+          <w:sz w:val="24"/>
+          <w:szCs w:val="24"/>
+          <w:lang w:val="ru-RU"/>
+        </w:rPr>
+        <w:t>[</w:t>
       </w:r>
       <w:r>
         <w:rPr>
@@ -1780,39 +1841,17 @@
           <w:szCs w:val="24"/>
           <w:lang w:val="ru-RU"/>
         </w:rPr>
-        <w:t>логосом</w:t>
-      </w:r>
-      <w:r>
-        <w:rPr>
-          <w:rFonts w:ascii="Times New Roman" w:hAnsi="Times New Roman" w:cs="Times New Roman"/>
-          <w:bCs/>
-          <w:sz w:val="24"/>
-          <w:szCs w:val="24"/>
-          <w:lang w:val="ru-RU"/>
-        </w:rPr>
-        <w:t xml:space="preserve"> </w:t>
-      </w:r>
-      <w:r>
-        <w:rPr>
-          <w:rFonts w:ascii="Times New Roman" w:hAnsi="Times New Roman" w:cs="Times New Roman"/>
-          <w:bCs/>
-          <w:sz w:val="24"/>
-          <w:szCs w:val="24"/>
-          <w:lang w:val="ru-RU"/>
-        </w:rPr>
-        <w:t>[</w:t>
-      </w:r>
-      <w:proofErr w:type="spellStart"/>
-      <w:r>
-        <w:rPr>
-          <w:rFonts w:ascii="Times New Roman" w:hAnsi="Times New Roman" w:cs="Times New Roman"/>
-          <w:bCs/>
-          <w:sz w:val="24"/>
-          <w:szCs w:val="24"/>
-        </w:rPr>
-        <w:t>λόγος</w:t>
-      </w:r>
-      <w:proofErr w:type="spellEnd"/>
+        <w:t>лого</w:t>
+      </w:r>
+      <w:r>
+        <w:rPr>
+          <w:rFonts w:ascii="Times New Roman" w:hAnsi="Times New Roman" w:cs="Times New Roman"/>
+          <w:b/>
+          <w:sz w:val="24"/>
+          <w:szCs w:val="24"/>
+        </w:rPr>
+        <w:t>c</w:t>
+      </w:r>
       <w:r>
         <w:rPr>
           <w:rFonts w:ascii="Times New Roman" w:hAnsi="Times New Roman" w:cs="Times New Roman"/>
@@ -1895,8 +1934,19 @@
           <w:szCs w:val="24"/>
           <w:lang w:val="ru-RU"/>
         </w:rPr>
-        <w:t xml:space="preserve"> от слова лего</w:t>
-      </w:r>
+        <w:t xml:space="preserve"> от слова </w:t>
+      </w:r>
+      <w:proofErr w:type="spellStart"/>
+      <w:r>
+        <w:rPr>
+          <w:rFonts w:ascii="Times New Roman" w:hAnsi="Times New Roman" w:cs="Times New Roman"/>
+          <w:sz w:val="24"/>
+          <w:szCs w:val="24"/>
+          <w:lang w:val="ru-RU"/>
+        </w:rPr>
+        <w:t>λέγω</w:t>
+      </w:r>
+      <w:proofErr w:type="spellEnd"/>
       <w:r>
         <w:rPr>
           <w:rFonts w:ascii="Times New Roman" w:hAnsi="Times New Roman" w:cs="Times New Roman"/>
@@ -1913,45 +1963,61 @@
           <w:szCs w:val="24"/>
           <w:lang w:val="ru-RU"/>
         </w:rPr>
-        <w:t>(</w:t>
-      </w:r>
-      <w:r>
-        <w:rPr>
-          <w:rFonts w:ascii="Times New Roman" w:hAnsi="Times New Roman" w:cs="Times New Roman"/>
-          <w:sz w:val="24"/>
-          <w:szCs w:val="24"/>
-          <w:lang w:val="ru-RU"/>
-        </w:rPr>
         <w:t>[</w:t>
       </w:r>
-      <w:proofErr w:type="spellStart"/>
-      <w:r>
-        <w:rPr>
-          <w:rFonts w:ascii="Times New Roman" w:hAnsi="Times New Roman" w:cs="Times New Roman"/>
-          <w:sz w:val="24"/>
-          <w:szCs w:val="24"/>
-          <w:lang w:val="ru-RU"/>
-        </w:rPr>
-        <w:t>λέγω</w:t>
-      </w:r>
-      <w:proofErr w:type="spellEnd"/>
-      <w:r>
-        <w:rPr>
-          <w:rFonts w:ascii="Times New Roman" w:hAnsi="Times New Roman" w:cs="Times New Roman"/>
-          <w:sz w:val="24"/>
-          <w:szCs w:val="24"/>
-          <w:lang w:val="ru-RU"/>
-        </w:rPr>
-        <w:t xml:space="preserve">], </w:t>
-      </w:r>
-      <w:r>
-        <w:rPr>
-          <w:rFonts w:ascii="Times New Roman" w:hAnsi="Times New Roman" w:cs="Times New Roman"/>
-          <w:sz w:val="24"/>
-          <w:szCs w:val="24"/>
-          <w:lang w:val="ru-RU"/>
-        </w:rPr>
-        <w:t xml:space="preserve">конструктор). </w:t>
+      <w:r>
+        <w:rPr>
+          <w:rFonts w:ascii="Times New Roman" w:hAnsi="Times New Roman" w:cs="Times New Roman"/>
+          <w:sz w:val="24"/>
+          <w:szCs w:val="24"/>
+          <w:lang w:val="ru-RU"/>
+        </w:rPr>
+        <w:t>лего</w:t>
+      </w:r>
+      <w:r>
+        <w:rPr>
+          <w:rFonts w:ascii="Times New Roman" w:hAnsi="Times New Roman" w:cs="Times New Roman"/>
+          <w:sz w:val="24"/>
+          <w:szCs w:val="24"/>
+          <w:lang w:val="ru-RU"/>
+        </w:rPr>
+        <w:t>]</w:t>
+      </w:r>
+      <w:r>
+        <w:rPr>
+          <w:rFonts w:ascii="Times New Roman" w:hAnsi="Times New Roman" w:cs="Times New Roman"/>
+          <w:sz w:val="24"/>
+          <w:szCs w:val="24"/>
+          <w:lang w:val="ru-RU"/>
+        </w:rPr>
+        <w:t xml:space="preserve"> </w:t>
+      </w:r>
+      <w:r>
+        <w:rPr>
+          <w:rFonts w:ascii="Times New Roman" w:hAnsi="Times New Roman" w:cs="Times New Roman"/>
+          <w:sz w:val="24"/>
+          <w:szCs w:val="24"/>
+          <w:lang w:val="ru-RU"/>
+        </w:rPr>
+        <w:t>—</w:t>
+      </w:r>
+      <w:r>
+        <w:rPr>
+          <w:rFonts w:ascii="Times New Roman" w:hAnsi="Times New Roman" w:cs="Times New Roman"/>
+          <w:sz w:val="24"/>
+          <w:szCs w:val="24"/>
+          <w:lang w:val="ru-RU"/>
+        </w:rPr>
+        <w:t xml:space="preserve"> </w:t>
+      </w:r>
+      <w:r>
+        <w:rPr>
+          <w:rFonts w:ascii="Times New Roman" w:hAnsi="Times New Roman" w:cs="Times New Roman"/>
+          <w:sz w:val="24"/>
+          <w:szCs w:val="24"/>
+          <w:lang w:val="ru-RU"/>
+        </w:rPr>
+        <w:t xml:space="preserve">конструктор. </w:t>
       </w:r>
       <w:r>
         <w:rPr>

--- a/lesson-3.docx
+++ b/lesson-3.docx
@@ -4,6 +4,45 @@
   <w:body>
     <w:p>
       <w:pPr>
+        <w:rPr>
+          <w:lang w:val="ru-RU"/>
+        </w:rPr>
+      </w:pPr>
+      <w:r>
+        <w:rPr>
+          <w:lang w:val="ru-RU"/>
+        </w:rPr>
+        <w:t>#8 "Реальность" – это парадокс мышления, полагающего, что нечто существует ВНЕ мышления ("без наблюдателя")</w:t>
+      </w:r>
+    </w:p>
+    <w:p>
+      <w:pPr>
+        <w:rPr>
+          <w:lang w:val="ru-RU"/>
+        </w:rPr>
+      </w:pPr>
+      <w:r>
+        <w:rPr>
+          <w:lang w:val="ru-RU"/>
+        </w:rPr>
+        <w:t>#9 Моделирование у Парменида: характеристики реальности (без наблюдателя) выводятся из самого факта реальности</w:t>
+      </w:r>
+    </w:p>
+    <w:p>
+      <w:pPr>
+        <w:rPr>
+          <w:lang w:val="ru-RU"/>
+        </w:rPr>
+      </w:pPr>
+      <w:r>
+        <w:rPr>
+          <w:lang w:val="ru-RU"/>
+        </w:rPr>
+        <w:t>#10 Моделирование у Гераклита: характеристики реальности (без наблюдателя) выводятся из факта мышления о реальности</w:t>
+      </w:r>
+    </w:p>
+    <w:p>
+      <w:pPr>
         <w:pStyle w:val="Heading2"/>
         <w:rPr>
           <w:lang w:val="ru-RU"/>
@@ -1191,31 +1230,23 @@
     <w:p>
       <w:pPr>
         <w:pStyle w:val="Heading3"/>
-      </w:pPr>
-      <w:proofErr w:type="spellStart"/>
-      <w:r>
-        <w:t>Доказательство</w:t>
-      </w:r>
-      <w:proofErr w:type="spellEnd"/>
-      <w:r>
-        <w:t xml:space="preserve"> </w:t>
-      </w:r>
-      <w:proofErr w:type="spellStart"/>
-      <w:r>
-        <w:t>первого</w:t>
-      </w:r>
-      <w:proofErr w:type="spellEnd"/>
-      <w:r>
-        <w:t xml:space="preserve"> </w:t>
-      </w:r>
-      <w:proofErr w:type="spellStart"/>
-      <w:r>
-        <w:t>пункт</w:t>
-      </w:r>
-      <w:r>
+        <w:rPr>
+          <w:lang w:val="ru-RU"/>
+        </w:rPr>
+      </w:pPr>
+      <w:r>
+        <w:rPr>
+          <w:lang w:val="ru-RU"/>
+        </w:rPr>
+        <w:lastRenderedPageBreak/>
+        <w:t>Доказательство первого пункт</w:t>
+      </w:r>
+      <w:r>
+        <w:rPr>
+          <w:lang w:val="ru-RU"/>
+        </w:rPr>
         <w:t>а</w:t>
       </w:r>
-      <w:proofErr w:type="spellEnd"/>
     </w:p>
     <w:p>
       <w:pPr>
@@ -1274,7 +1305,6 @@
         <w:rPr>
           <w:lang w:val="ru-RU"/>
         </w:rPr>
-        <w:lastRenderedPageBreak/>
         <w:t>Доказательство второго пункта</w:t>
       </w:r>
     </w:p>
@@ -1800,6 +1830,7 @@
           <w:rFonts w:ascii="Times New Roman" w:hAnsi="Times New Roman" w:cs="Times New Roman"/>
           <w:sz w:val="24"/>
           <w:szCs w:val="24"/>
+          <w:lang w:val="ru-RU"/>
         </w:rPr>
         <w:t xml:space="preserve"> </w:t>
       </w:r>
@@ -2026,27 +2057,7 @@
           <w:szCs w:val="24"/>
           <w:lang w:val="ru-RU"/>
         </w:rPr>
-        <w:t xml:space="preserve">Имеется в виду, </w:t>
-      </w:r>
-      <w:proofErr w:type="gramStart"/>
-      <w:r>
-        <w:rPr>
-          <w:rFonts w:ascii="Times New Roman" w:hAnsi="Times New Roman" w:cs="Times New Roman"/>
-          <w:sz w:val="24"/>
-          <w:szCs w:val="24"/>
-          <w:lang w:val="ru-RU"/>
-        </w:rPr>
-        <w:t>что</w:t>
-      </w:r>
-      <w:proofErr w:type="gramEnd"/>
-      <w:r>
-        <w:rPr>
-          <w:rFonts w:ascii="Times New Roman" w:hAnsi="Times New Roman" w:cs="Times New Roman"/>
-          <w:sz w:val="24"/>
-          <w:szCs w:val="24"/>
-          <w:lang w:val="ru-RU"/>
-        </w:rPr>
-        <w:t xml:space="preserve"> к</w:t>
+        <w:t>Имеется в виду, что к</w:t>
       </w:r>
       <w:r>
         <w:rPr>
@@ -2257,6 +2268,7 @@
           <w:szCs w:val="24"/>
           <w:lang w:val="ru-RU"/>
         </w:rPr>
+        <w:lastRenderedPageBreak/>
         <w:t xml:space="preserve">В итоге </w:t>
       </w:r>
       <w:r>

--- a/lesson-3.docx
+++ b/lesson-3.docx
@@ -12,7 +12,19 @@
         <w:rPr>
           <w:lang w:val="ru-RU"/>
         </w:rPr>
-        <w:t>#8 "Реальность" – это парадокс мышления, полагающего, что нечто существует ВНЕ мышления ("без наблюдателя")</w:t>
+        <w:t>#8</w:t>
+      </w:r>
+      <w:r>
+        <w:rPr>
+          <w:lang w:val="ru-RU"/>
+        </w:rPr>
+        <w:t>.</w:t>
+      </w:r>
+      <w:r>
+        <w:rPr>
+          <w:lang w:val="ru-RU"/>
+        </w:rPr>
+        <w:t xml:space="preserve"> "Реальность" – это парадокс мышления, полагающего, что нечто существует ВНЕ мышления ("без наблюдателя")</w:t>
       </w:r>
     </w:p>
     <w:p>
@@ -25,7 +37,19 @@
         <w:rPr>
           <w:lang w:val="ru-RU"/>
         </w:rPr>
-        <w:t>#9 Моделирование у Парменида: характеристики реальности (без наблюдателя) выводятся из самого факта реальности</w:t>
+        <w:t>#9</w:t>
+      </w:r>
+      <w:r>
+        <w:rPr>
+          <w:lang w:val="ru-RU"/>
+        </w:rPr>
+        <w:t>.</w:t>
+      </w:r>
+      <w:r>
+        <w:rPr>
+          <w:lang w:val="ru-RU"/>
+        </w:rPr>
+        <w:t xml:space="preserve"> Моделирование у Парменида: характеристики реальности (без наблюдателя) выводятся из самого факта реальности</w:t>
       </w:r>
     </w:p>
     <w:p>
@@ -38,7 +62,16 @@
         <w:rPr>
           <w:lang w:val="ru-RU"/>
         </w:rPr>
-        <w:t>#10 Моделирование у Гераклита: характеристики реальности (без наблюдателя) выводятся из факта мышления о реальности</w:t>
+        <w:t>#10</w:t>
+      </w:r>
+      <w:r>
+        <w:t>.</w:t>
+      </w:r>
+      <w:r>
+        <w:rPr>
+          <w:lang w:val="ru-RU"/>
+        </w:rPr>
+        <w:t xml:space="preserve"> Моделирование у Гераклита: характеристики реальности (без наблюдателя) выводятся из факта мышления о реальности</w:t>
       </w:r>
     </w:p>
     <w:p>
@@ -495,25 +528,14 @@
         </w:rPr>
         <w:t xml:space="preserve">— </w:t>
       </w:r>
-      <w:proofErr w:type="spellStart"/>
-      <w:r>
-        <w:rPr>
-          <w:rFonts w:ascii="Times New Roman" w:hAnsi="Times New Roman" w:cs="Times New Roman"/>
-          <w:sz w:val="24"/>
-          <w:szCs w:val="24"/>
-          <w:lang w:val="ru-RU"/>
-        </w:rPr>
-        <w:t>εἶν</w:t>
-      </w:r>
-      <w:proofErr w:type="spellEnd"/>
-      <w:r>
-        <w:rPr>
-          <w:rFonts w:ascii="Times New Roman" w:hAnsi="Times New Roman" w:cs="Times New Roman"/>
-          <w:sz w:val="24"/>
-          <w:szCs w:val="24"/>
-          <w:lang w:val="ru-RU"/>
-        </w:rPr>
-        <w:t>αι</w:t>
+      <w:r>
+        <w:rPr>
+          <w:rFonts w:ascii="Times New Roman" w:hAnsi="Times New Roman" w:cs="Times New Roman"/>
+          <w:sz w:val="24"/>
+          <w:szCs w:val="24"/>
+          <w:lang w:val="ru-RU"/>
+        </w:rPr>
+        <w:t>εἶναι</w:t>
       </w:r>
       <w:r>
         <w:rPr>
@@ -533,7 +555,6 @@
         </w:rPr>
         <w:t>[</w:t>
       </w:r>
-      <w:proofErr w:type="spellStart"/>
       <w:r>
         <w:rPr>
           <w:rFonts w:ascii="Times New Roman" w:hAnsi="Times New Roman" w:cs="Times New Roman"/>
@@ -556,7 +577,6 @@
         </w:rPr>
         <w:t>йней</w:t>
       </w:r>
-      <w:proofErr w:type="spellEnd"/>
       <w:r>
         <w:rPr>
           <w:rFonts w:ascii="Times New Roman" w:hAnsi="Times New Roman" w:cs="Times New Roman"/>
@@ -631,27 +651,7 @@
           <w:szCs w:val="24"/>
           <w:lang w:val="ru-RU"/>
         </w:rPr>
-        <w:t xml:space="preserve">, независим от него. Фактически, впервые таким образом был задан вопрос: что такое реальность? Ведь раньше никто не различал бодрствование ото сна, никто не </w:t>
-      </w:r>
-      <w:proofErr w:type="spellStart"/>
-      <w:r>
-        <w:rPr>
-          <w:rFonts w:ascii="Times New Roman" w:hAnsi="Times New Roman" w:cs="Times New Roman"/>
-          <w:sz w:val="24"/>
-          <w:szCs w:val="24"/>
-          <w:lang w:val="ru-RU"/>
-        </w:rPr>
-        <w:t>помысливал</w:t>
-      </w:r>
-      <w:proofErr w:type="spellEnd"/>
-      <w:r>
-        <w:rPr>
-          <w:rFonts w:ascii="Times New Roman" w:hAnsi="Times New Roman" w:cs="Times New Roman"/>
-          <w:sz w:val="24"/>
-          <w:szCs w:val="24"/>
-          <w:lang w:val="ru-RU"/>
-        </w:rPr>
-        <w:t xml:space="preserve"> их различать, значит не было и смысла в термине </w:t>
+        <w:t xml:space="preserve">, независим от него. Фактически, впервые таким образом был задан вопрос: что такое реальность? Ведь раньше никто не различал бодрствование ото сна, никто не помысливал их различать, значит не было и смысла в термине </w:t>
       </w:r>
       <w:r>
         <w:rPr>
@@ -760,25 +760,14 @@
         </w:rPr>
         <w:t xml:space="preserve">— </w:t>
       </w:r>
-      <w:proofErr w:type="spellStart"/>
-      <w:r>
-        <w:rPr>
-          <w:rFonts w:ascii="Times New Roman" w:hAnsi="Times New Roman" w:cs="Times New Roman"/>
-          <w:sz w:val="24"/>
-          <w:szCs w:val="24"/>
-          <w:lang w:val="ru-RU"/>
-        </w:rPr>
-        <w:t>ἀλήθει</w:t>
-      </w:r>
-      <w:proofErr w:type="spellEnd"/>
-      <w:r>
-        <w:rPr>
-          <w:rFonts w:ascii="Times New Roman" w:hAnsi="Times New Roman" w:cs="Times New Roman"/>
-          <w:sz w:val="24"/>
-          <w:szCs w:val="24"/>
-          <w:lang w:val="ru-RU"/>
-        </w:rPr>
-        <w:t>α</w:t>
+      <w:r>
+        <w:rPr>
+          <w:rFonts w:ascii="Times New Roman" w:hAnsi="Times New Roman" w:cs="Times New Roman"/>
+          <w:sz w:val="24"/>
+          <w:szCs w:val="24"/>
+          <w:lang w:val="ru-RU"/>
+        </w:rPr>
+        <w:t>ἀλήθεια</w:t>
       </w:r>
       <w:r>
         <w:rPr>
@@ -798,7 +787,6 @@
         </w:rPr>
         <w:t>[</w:t>
       </w:r>
-      <w:proofErr w:type="spellStart"/>
       <w:r>
         <w:rPr>
           <w:rFonts w:ascii="Times New Roman" w:hAnsi="Times New Roman" w:cs="Times New Roman"/>
@@ -810,7 +798,6 @@
         </w:rPr>
         <w:t>алетейя</w:t>
       </w:r>
-      <w:proofErr w:type="spellEnd"/>
       <w:r>
         <w:rPr>
           <w:rFonts w:ascii="Times New Roman" w:hAnsi="Times New Roman" w:cs="Times New Roman"/>
@@ -838,45 +825,23 @@
         </w:rPr>
         <w:t xml:space="preserve"> </w:t>
       </w:r>
-      <w:proofErr w:type="spellStart"/>
-      <w:r>
-        <w:rPr>
-          <w:rFonts w:ascii="Times New Roman" w:hAnsi="Times New Roman" w:cs="Times New Roman"/>
-          <w:sz w:val="24"/>
-          <w:szCs w:val="24"/>
-          <w:lang w:val="ru-RU"/>
-        </w:rPr>
-        <w:t>несокрытость</w:t>
-      </w:r>
-      <w:proofErr w:type="spellEnd"/>
-      <w:r>
-        <w:rPr>
-          <w:rFonts w:ascii="Times New Roman" w:hAnsi="Times New Roman" w:cs="Times New Roman"/>
-          <w:sz w:val="24"/>
-          <w:szCs w:val="24"/>
-          <w:lang w:val="ru-RU"/>
-        </w:rPr>
-        <w:t xml:space="preserve">.  </w:t>
-      </w:r>
-      <w:proofErr w:type="spellStart"/>
-      <w:r>
-        <w:rPr>
-          <w:rFonts w:ascii="Times New Roman" w:hAnsi="Times New Roman" w:cs="Times New Roman"/>
-          <w:sz w:val="24"/>
-          <w:szCs w:val="24"/>
-          <w:lang w:val="ru-RU"/>
-        </w:rPr>
-        <w:t>δόξ</w:t>
-      </w:r>
-      <w:proofErr w:type="spellEnd"/>
-      <w:r>
-        <w:rPr>
-          <w:rFonts w:ascii="Times New Roman" w:hAnsi="Times New Roman" w:cs="Times New Roman"/>
-          <w:sz w:val="24"/>
-          <w:szCs w:val="24"/>
-          <w:lang w:val="ru-RU"/>
-        </w:rPr>
-        <w:t>α</w:t>
+      <w:r>
+        <w:rPr>
+          <w:rFonts w:ascii="Times New Roman" w:hAnsi="Times New Roman" w:cs="Times New Roman"/>
+          <w:sz w:val="24"/>
+          <w:szCs w:val="24"/>
+          <w:lang w:val="ru-RU"/>
+        </w:rPr>
+        <w:t xml:space="preserve">несокрытость.  </w:t>
+      </w:r>
+      <w:r>
+        <w:rPr>
+          <w:rFonts w:ascii="Times New Roman" w:hAnsi="Times New Roman" w:cs="Times New Roman"/>
+          <w:sz w:val="24"/>
+          <w:szCs w:val="24"/>
+          <w:lang w:val="ru-RU"/>
+        </w:rPr>
+        <w:t>δόξα</w:t>
       </w:r>
       <w:r>
         <w:rPr>
@@ -896,7 +861,6 @@
         </w:rPr>
         <w:t>[</w:t>
       </w:r>
-      <w:proofErr w:type="spellStart"/>
       <w:r>
         <w:rPr>
           <w:rFonts w:ascii="Times New Roman" w:hAnsi="Times New Roman" w:cs="Times New Roman"/>
@@ -919,7 +883,6 @@
         </w:rPr>
         <w:t>окса</w:t>
       </w:r>
-      <w:proofErr w:type="spellEnd"/>
       <w:r>
         <w:rPr>
           <w:rFonts w:ascii="Times New Roman" w:hAnsi="Times New Roman" w:cs="Times New Roman"/>
@@ -1146,20 +1109,8 @@
           <w:sz w:val="24"/>
           <w:szCs w:val="24"/>
         </w:rPr>
-        <w:t xml:space="preserve"> </w:t>
-      </w:r>
-      <w:proofErr w:type="spellStart"/>
-      <w:r>
-        <w:rPr>
-          <w:rFonts w:ascii="Times New Roman" w:hAnsi="Times New Roman" w:cs="Times New Roman"/>
-          <w:b/>
-          <w:bCs/>
-          <w:sz w:val="24"/>
-          <w:szCs w:val="24"/>
-        </w:rPr>
-        <w:t>неизменно</w:t>
-      </w:r>
-      <w:proofErr w:type="spellEnd"/>
+        <w:t xml:space="preserve"> неизменно</w:t>
+      </w:r>
     </w:p>
     <w:p>
       <w:pPr>
@@ -1834,7 +1785,6 @@
         </w:rPr>
         <w:t xml:space="preserve"> </w:t>
       </w:r>
-      <w:proofErr w:type="spellStart"/>
       <w:r>
         <w:rPr>
           <w:rFonts w:ascii="Times New Roman" w:hAnsi="Times New Roman" w:cs="Times New Roman"/>
@@ -1844,7 +1794,6 @@
         </w:rPr>
         <w:t>λόγος</w:t>
       </w:r>
-      <w:proofErr w:type="spellEnd"/>
       <w:r>
         <w:rPr>
           <w:rFonts w:ascii="Times New Roman" w:hAnsi="Times New Roman" w:cs="Times New Roman"/>
@@ -1967,7 +1916,6 @@
         </w:rPr>
         <w:t xml:space="preserve"> от слова </w:t>
       </w:r>
-      <w:proofErr w:type="spellStart"/>
       <w:r>
         <w:rPr>
           <w:rFonts w:ascii="Times New Roman" w:hAnsi="Times New Roman" w:cs="Times New Roman"/>
@@ -1977,7 +1925,6 @@
         </w:rPr>
         <w:t>λέγω</w:t>
       </w:r>
-      <w:proofErr w:type="spellEnd"/>
       <w:r>
         <w:rPr>
           <w:rFonts w:ascii="Times New Roman" w:hAnsi="Times New Roman" w:cs="Times New Roman"/>
